--- a/Mapped Curriculum Lesson - Supplemental Material/Grade 7/Lesson 14 - Changing Text Case/Changing Text Case - Worksheet.docx
+++ b/Mapped Curriculum Lesson - Supplemental Material/Grade 7/Lesson 14 - Changing Text Case/Changing Text Case - Worksheet.docx
@@ -1107,46 +1107,7 @@
         <w:rPr>
           <w:color w:val="080808"/>
         </w:rPr>
-        <w:t xml:space="preserve">. Display </w:t>
-      </w:r>
-      <w:r>
-        <w:rPr>
-          <w:color w:val="067D17"/>
-          <w:rFonts w:ascii="Consolas" w:hAnsi="Consolas"/>
-        </w:rPr>
-        <w:t>"Accepted"</w:t>
-      </w:r>
-      <w:r>
-        <w:rPr>
-          <w:color w:val="080808"/>
-        </w:rPr>
-        <w:t xml:space="preserve"> when the normalised response equals </w:t>
-      </w:r>
-      <w:r>
-        <w:rPr>
-          <w:color w:val="067D17"/>
-          <w:rFonts w:ascii="Consolas" w:hAnsi="Consolas"/>
-        </w:rPr>
-        <w:t>"yes"</w:t>
-      </w:r>
-      <w:r>
-        <w:rPr>
-          <w:color w:val="080808"/>
-        </w:rPr>
-        <w:t xml:space="preserve"> and </w:t>
-      </w:r>
-      <w:r>
-        <w:rPr>
-          <w:color w:val="067D17"/>
-          <w:rFonts w:ascii="Consolas" w:hAnsi="Consolas"/>
-        </w:rPr>
-        <w:t>"Not accepted"</w:t>
-      </w:r>
-      <w:r>
-        <w:rPr>
-          <w:color w:val="080808"/>
-        </w:rPr>
-        <w:t xml:space="preserve"> otherwise.</w:t>
+        <w:t>. Display Accepted when the normalised response equals yes and Not accepted otherwise.</w:t>
       </w:r>
     </w:p>
     <w:p>

--- a/Mapped Curriculum Lesson - Supplemental Material/Grade 7/Lesson 14 - Changing Text Case/Changing Text Case - Worksheet.docx
+++ b/Mapped Curriculum Lesson - Supplemental Material/Grade 7/Lesson 14 - Changing Text Case/Changing Text Case - Worksheet.docx
@@ -1004,7 +1004,59 @@
         <w:rPr>
           <w:color w:val="080808"/>
         </w:rPr>
-        <w:t>Make the displayed team name uppercase and the displayed code lowercase. Falcons and f7 should become FALCONS and f7.</w:t>
+        <w:t xml:space="preserve">Change the program so [team] is displayed in upper case and [code] is displayed in lower case. Test </w:t>
+      </w:r>
+      <w:r>
+        <w:rPr>
+          <w:color w:val="067D17"/>
+          <w:rFonts w:ascii="Consolas" w:hAnsi="Consolas"/>
+        </w:rPr>
+        <w:t>"Falcons"</w:t>
+      </w:r>
+      <w:r>
+        <w:rPr>
+          <w:color w:val="080808"/>
+        </w:rPr>
+        <w:t xml:space="preserve"> and </w:t>
+      </w:r>
+      <w:r>
+        <w:rPr>
+          <w:color w:val="067D17"/>
+          <w:rFonts w:ascii="Consolas" w:hAnsi="Consolas"/>
+        </w:rPr>
+        <w:t>"F7"</w:t>
+      </w:r>
+      <w:r>
+        <w:rPr>
+          <w:color w:val="080808"/>
+        </w:rPr>
+        <w:t xml:space="preserve">; display </w:t>
+      </w:r>
+      <w:r>
+        <w:rPr>
+          <w:color w:val="067D17"/>
+          <w:rFonts w:ascii="Consolas" w:hAnsi="Consolas"/>
+        </w:rPr>
+        <w:t>"Team: FALCONS"</w:t>
+      </w:r>
+      <w:r>
+        <w:rPr>
+          <w:color w:val="080808"/>
+        </w:rPr>
+        <w:t xml:space="preserve"> and </w:t>
+      </w:r>
+      <w:r>
+        <w:rPr>
+          <w:color w:val="067D17"/>
+          <w:rFonts w:ascii="Consolas" w:hAnsi="Consolas"/>
+        </w:rPr>
+        <w:t>"Code: f7"</w:t>
+      </w:r>
+      <w:r>
+        <w:rPr>
+          <w:color w:val="080808"/>
+        </w:rPr>
+        <w:t>.</w:t>
       </w:r>
     </w:p>
     <w:p w14:noSpellErr="1">
@@ -1094,20 +1146,124 @@
         <w:rPr>
           <w:color w:val="080808"/>
         </w:rPr>
-        <w:t xml:space="preserve">Add a response input and store </w:t>
+        <w:t xml:space="preserve">Ask the user to enter </w:t>
+      </w:r>
+      <w:r>
+        <w:rPr>
+          <w:color w:val="067D17"/>
+          <w:rFonts w:ascii="Consolas" w:hAnsi="Consolas"/>
+        </w:rPr>
+        <w:t>"yes"</w:t>
+      </w:r>
+      <w:r>
+        <w:rPr>
+          <w:color w:val="080808"/>
+        </w:rPr>
+        <w:t xml:space="preserve"> or </w:t>
+      </w:r>
+      <w:r>
+        <w:rPr>
+          <w:color w:val="067D17"/>
+          <w:rFonts w:ascii="Consolas" w:hAnsi="Consolas"/>
+        </w:rPr>
+        <w:t>"no"</w:t>
+      </w:r>
+      <w:r>
+        <w:rPr>
+          <w:color w:val="080808"/>
+        </w:rPr>
+        <w:t xml:space="preserve"> and store the answer in [response]. Store [response].</w:t>
       </w:r>
       <w:r>
         <w:rPr>
           <w:color w:val="1750EB"/>
           <w:rFonts w:ascii="Consolas" w:hAnsi="Consolas"/>
         </w:rPr>
-        <w:t>response.lower()</w:t>
-      </w:r>
-      <w:r>
-        <w:rPr>
-          <w:color w:val="080808"/>
-        </w:rPr>
-        <w:t>. Display Accepted when the normalised response equals yes and Not accepted otherwise.</w:t>
+        <w:t>lower()</w:t>
+      </w:r>
+      <w:r>
+        <w:rPr>
+          <w:color w:val="080808"/>
+        </w:rPr>
+        <w:t xml:space="preserve"> back in [response]. Use an </w:t>
+      </w:r>
+      <w:r>
+        <w:rPr>
+          <w:color w:val="1750EB"/>
+          <w:rFonts w:ascii="Consolas" w:hAnsi="Consolas"/>
+        </w:rPr>
+        <w:t>if</w:t>
+      </w:r>
+      <w:r>
+        <w:rPr>
+          <w:color w:val="080808"/>
+        </w:rPr>
+        <w:t xml:space="preserve"> statement to check whether [response] equals </w:t>
+      </w:r>
+      <w:r>
+        <w:rPr>
+          <w:color w:val="067D17"/>
+          <w:rFonts w:ascii="Consolas" w:hAnsi="Consolas"/>
+        </w:rPr>
+        <w:t>"yes"</w:t>
+      </w:r>
+      <w:r>
+        <w:rPr>
+          <w:color w:val="080808"/>
+        </w:rPr>
+        <w:t xml:space="preserve">. Display </w:t>
+      </w:r>
+      <w:r>
+        <w:rPr>
+          <w:color w:val="067D17"/>
+          <w:rFonts w:ascii="Consolas" w:hAnsi="Consolas"/>
+        </w:rPr>
+        <w:t>"Accepted"</w:t>
+      </w:r>
+      <w:r>
+        <w:rPr>
+          <w:color w:val="080808"/>
+        </w:rPr>
+        <w:t xml:space="preserve"> when it does; otherwise display </w:t>
+      </w:r>
+      <w:r>
+        <w:rPr>
+          <w:color w:val="067D17"/>
+          <w:rFonts w:ascii="Consolas" w:hAnsi="Consolas"/>
+        </w:rPr>
+        <w:t>"Not accepted"</w:t>
+      </w:r>
+      <w:r>
+        <w:rPr>
+          <w:color w:val="080808"/>
+        </w:rPr>
+        <w:t xml:space="preserve">. Test </w:t>
+      </w:r>
+      <w:r>
+        <w:rPr>
+          <w:color w:val="067D17"/>
+          <w:rFonts w:ascii="Consolas" w:hAnsi="Consolas"/>
+        </w:rPr>
+        <w:t>"YES"</w:t>
+      </w:r>
+      <w:r>
+        <w:rPr>
+          <w:color w:val="080808"/>
+        </w:rPr>
+        <w:t xml:space="preserve"> and </w:t>
+      </w:r>
+      <w:r>
+        <w:rPr>
+          <w:color w:val="067D17"/>
+          <w:rFonts w:ascii="Consolas" w:hAnsi="Consolas"/>
+        </w:rPr>
+        <w:t>"no"</w:t>
+      </w:r>
+      <w:r>
+        <w:rPr>
+          <w:color w:val="080808"/>
+        </w:rPr>
+        <w:t>.</w:t>
       </w:r>
     </w:p>
     <w:p>
@@ -1134,7 +1290,72 @@
         <w:rPr>
           <w:color w:val="080808"/>
         </w:rPr>
-        <w:t>Build a badge formatter. Ask for a first name and a two-letter group code; display the name in lower case and the group code in upper case on separate labelled lines.</w:t>
+        <w:t xml:space="preserve">Ask for a first name and store it in [name]. Ask for a two-letter group code, such as </w:t>
+      </w:r>
+      <w:r>
+        <w:rPr>
+          <w:color w:val="067D17"/>
+          <w:rFonts w:ascii="Consolas" w:hAnsi="Consolas"/>
+        </w:rPr>
+        <w:t>"ab"</w:t>
+      </w:r>
+      <w:r>
+        <w:rPr>
+          <w:color w:val="080808"/>
+        </w:rPr>
+        <w:t xml:space="preserve">, and store it in [group]. Display [name] in lower case and [group] in upper case on separate labelled lines. Test </w:t>
+      </w:r>
+      <w:r>
+        <w:rPr>
+          <w:color w:val="067D17"/>
+          <w:rFonts w:ascii="Consolas" w:hAnsi="Consolas"/>
+        </w:rPr>
+        <w:t>"Ava"</w:t>
+      </w:r>
+      <w:r>
+        <w:rPr>
+          <w:color w:val="080808"/>
+        </w:rPr>
+        <w:t xml:space="preserve"> and </w:t>
+      </w:r>
+      <w:r>
+        <w:rPr>
+          <w:color w:val="067D17"/>
+          <w:rFonts w:ascii="Consolas" w:hAnsi="Consolas"/>
+        </w:rPr>
+        <w:t>"ab"</w:t>
+      </w:r>
+      <w:r>
+        <w:rPr>
+          <w:color w:val="080808"/>
+        </w:rPr>
+        <w:t xml:space="preserve">; display </w:t>
+      </w:r>
+      <w:r>
+        <w:rPr>
+          <w:color w:val="067D17"/>
+          <w:rFonts w:ascii="Consolas" w:hAnsi="Consolas"/>
+        </w:rPr>
+        <w:t>"Account name: ava"</w:t>
+      </w:r>
+      <w:r>
+        <w:rPr>
+          <w:color w:val="080808"/>
+        </w:rPr>
+        <w:t xml:space="preserve"> and </w:t>
+      </w:r>
+      <w:r>
+        <w:rPr>
+          <w:color w:val="067D17"/>
+          <w:rFonts w:ascii="Consolas" w:hAnsi="Consolas"/>
+        </w:rPr>
+        <w:t>"Group code: AB"</w:t>
+      </w:r>
+      <w:r>
+        <w:rPr>
+          <w:color w:val="080808"/>
+        </w:rPr>
+        <w:t>.</w:t>
       </w:r>
     </w:p>
     <w:p>

--- a/Mapped Curriculum Lesson - Supplemental Material/Grade 7/Lesson 14 - Changing Text Case/Changing Text Case - Worksheet.docx
+++ b/Mapped Curriculum Lesson - Supplemental Material/Grade 7/Lesson 14 - Changing Text Case/Changing Text Case - Worksheet.docx
@@ -1004,25 +1004,123 @@
         <w:rPr>
           <w:color w:val="080808"/>
         </w:rPr>
-        <w:t xml:space="preserve">Change the program so [team] is displayed in upper case and [code] is displayed in lower case. Test </w:t>
+        <w:t xml:space="preserve">Change the example so the code is displayed in uppercase and kept as typed in </w:t>
+      </w:r>
+      <w:r>
+        <w:rPr>
+          <w:color w:val="6A1B9A"/>
+          <w:rFonts w:ascii="JetBrains Mono" w:hAnsi="JetBrains Mono"/>
+          <w:sz w:val="20"/>
+          <w:szCs w:val="20"/>
+          <w:shd w:val="clear" w:color="auto" w:fill="ECEAF4"/>
+        </w:rPr>
+        <w:t> typed_code </w:t>
+      </w:r>
+      <w:r>
+        <w:rPr>
+          <w:color w:val="080808"/>
+        </w:rPr>
+        <w:t xml:space="preserve">. Use an </w:t>
+      </w:r>
+      <w:r>
+        <w:rPr>
+          <w:color w:val="1750EB"/>
+          <w:rFonts w:ascii="JetBrains Mono" w:hAnsi="JetBrains Mono"/>
+          <w:sz w:val="20"/>
+          <w:szCs w:val="20"/>
+        </w:rPr>
+        <w:t>if</w:t>
+      </w:r>
+      <w:r>
+        <w:rPr>
+          <w:color w:val="080808"/>
+        </w:rPr>
+        <w:t xml:space="preserve"> statement to display </w:t>
       </w:r>
       <w:r>
         <w:rPr>
           <w:color w:val="067D17"/>
-          <w:rFonts w:ascii="Consolas" w:hAnsi="Consolas"/>
-        </w:rPr>
-        <w:t>"Falcons"</w:t>
-      </w:r>
-      <w:r>
-        <w:rPr>
-          <w:color w:val="080808"/>
-        </w:rPr>
-        <w:t xml:space="preserve"> and </w:t>
+          <w:rFonts w:ascii="JetBrains Mono" w:hAnsi="JetBrains Mono"/>
+          <w:sz w:val="20"/>
+          <w:szCs w:val="20"/>
+        </w:rPr>
+        <w:t>"Code format OK"</w:t>
+      </w:r>
+      <w:r>
+        <w:rPr>
+          <w:color w:val="080808"/>
+        </w:rPr>
+        <w:t xml:space="preserve"> when </w:t>
+      </w:r>
+      <w:r>
+        <w:rPr>
+          <w:color w:val="6A1B9A"/>
+          <w:rFonts w:ascii="JetBrains Mono" w:hAnsi="JetBrains Mono"/>
+          <w:sz w:val="20"/>
+          <w:szCs w:val="20"/>
+          <w:shd w:val="clear" w:color="auto" w:fill="ECEAF4"/>
+        </w:rPr>
+        <w:t> typed_code </w:t>
+      </w:r>
+      <w:r>
+        <w:rPr>
+          <w:color w:val="080808"/>
+        </w:rPr>
+        <w:t xml:space="preserve"> equals </w:t>
+      </w:r>
+      <w:r>
+        <w:rPr>
+          <w:color w:val="6A1B9A"/>
+          <w:rFonts w:ascii="JetBrains Mono" w:hAnsi="JetBrains Mono"/>
+          <w:sz w:val="20"/>
+          <w:szCs w:val="20"/>
+          <w:shd w:val="clear" w:color="auto" w:fill="ECEAF4"/>
+        </w:rPr>
+        <w:t> code </w:t>
+      </w:r>
+      <w:r>
+        <w:rPr>
+          <w:color w:val="080808"/>
+        </w:rPr>
+        <w:t xml:space="preserve">; otherwise display </w:t>
       </w:r>
       <w:r>
         <w:rPr>
           <w:color w:val="067D17"/>
-          <w:rFonts w:ascii="Consolas" w:hAnsi="Consolas"/>
+          <w:rFonts w:ascii="JetBrains Mono" w:hAnsi="JetBrains Mono"/>
+          <w:sz w:val="20"/>
+          <w:szCs w:val="20"/>
+        </w:rPr>
+        <w:t>"Code changed to"</w:t>
+      </w:r>
+      <w:r>
+        <w:rPr>
+          <w:color w:val="080808"/>
+        </w:rPr>
+        <w:t xml:space="preserve"> followed by </w:t>
+      </w:r>
+      <w:r>
+        <w:rPr>
+          <w:color w:val="6A1B9A"/>
+          <w:rFonts w:ascii="JetBrains Mono" w:hAnsi="JetBrains Mono"/>
+          <w:sz w:val="20"/>
+          <w:szCs w:val="20"/>
+          <w:shd w:val="clear" w:color="auto" w:fill="ECEAF4"/>
+        </w:rPr>
+        <w:t> code </w:t>
+      </w:r>
+      <w:r>
+        <w:rPr>
+          <w:color w:val="080808"/>
+        </w:rPr>
+        <w:t xml:space="preserve">. Test </w:t>
+      </w:r>
+      <w:r>
+        <w:rPr>
+          <w:color w:val="067D17"/>
+          <w:rFonts w:ascii="JetBrains Mono" w:hAnsi="JetBrains Mono"/>
+          <w:sz w:val="20"/>
+          <w:szCs w:val="20"/>
         </w:rPr>
         <w:t>"F7"</w:t>
       </w:r>
@@ -1030,27 +1128,16 @@
         <w:rPr>
           <w:color w:val="080808"/>
         </w:rPr>
-        <w:t xml:space="preserve">; display </w:t>
+        <w:t xml:space="preserve">, then </w:t>
       </w:r>
       <w:r>
         <w:rPr>
           <w:color w:val="067D17"/>
-          <w:rFonts w:ascii="Consolas" w:hAnsi="Consolas"/>
-        </w:rPr>
-        <w:t>"Team: FALCONS"</w:t>
-      </w:r>
-      <w:r>
-        <w:rPr>
-          <w:color w:val="080808"/>
-        </w:rPr>
-        <w:t xml:space="preserve"> and </w:t>
-      </w:r>
-      <w:r>
-        <w:rPr>
-          <w:color w:val="067D17"/>
-          <w:rFonts w:ascii="Consolas" w:hAnsi="Consolas"/>
-        </w:rPr>
-        <w:t>"Code: f7"</w:t>
+          <w:rFonts w:ascii="JetBrains Mono" w:hAnsi="JetBrains Mono"/>
+          <w:sz w:val="20"/>
+          <w:szCs w:val="20"/>
+        </w:rPr>
+        <w:t>"f7"</w:t>
       </w:r>
       <w:r>
         <w:rPr>
@@ -1146,12 +1233,121 @@
         <w:rPr>
           <w:color w:val="080808"/>
         </w:rPr>
-        <w:t xml:space="preserve">Ask the user to enter </w:t>
+        <w:t xml:space="preserve">Change the example so it asks </w:t>
       </w:r>
       <w:r>
         <w:rPr>
           <w:color w:val="067D17"/>
-          <w:rFonts w:ascii="Consolas" w:hAnsi="Consolas"/>
+          <w:rFonts w:ascii="JetBrains Mono" w:hAnsi="JetBrains Mono"/>
+          <w:sz w:val="20"/>
+          <w:szCs w:val="20"/>
+        </w:rPr>
+        <w:t>"Accept? yes/no"</w:t>
+      </w:r>
+      <w:r>
+        <w:rPr>
+          <w:color w:val="080808"/>
+        </w:rPr>
+        <w:t xml:space="preserve"> and stores the answer in </w:t>
+      </w:r>
+      <w:r>
+        <w:rPr>
+          <w:color w:val="6A1B9A"/>
+          <w:rFonts w:ascii="JetBrains Mono" w:hAnsi="JetBrains Mono"/>
+          <w:sz w:val="20"/>
+          <w:szCs w:val="20"/>
+          <w:shd w:val="clear" w:color="auto" w:fill="ECEAF4"/>
+        </w:rPr>
+        <w:t> response </w:t>
+      </w:r>
+      <w:r>
+        <w:rPr>
+          <w:color w:val="080808"/>
+        </w:rPr>
+        <w:t xml:space="preserve">. Use </w:t>
+      </w:r>
+      <w:r>
+        <w:rPr>
+          <w:color w:val="1750EB"/>
+          <w:rFonts w:ascii="JetBrains Mono" w:hAnsi="JetBrains Mono"/>
+          <w:sz w:val="20"/>
+          <w:szCs w:val="20"/>
+        </w:rPr>
+        <w:t>lower()</w:t>
+      </w:r>
+      <w:r>
+        <w:rPr>
+          <w:color w:val="080808"/>
+        </w:rPr>
+        <w:t xml:space="preserve"> on </w:t>
+      </w:r>
+      <w:r>
+        <w:rPr>
+          <w:color w:val="6A1B9A"/>
+          <w:rFonts w:ascii="JetBrains Mono" w:hAnsi="JetBrains Mono"/>
+          <w:sz w:val="20"/>
+          <w:szCs w:val="20"/>
+          <w:shd w:val="clear" w:color="auto" w:fill="ECEAF4"/>
+        </w:rPr>
+        <w:t> response </w:t>
+      </w:r>
+      <w:r>
+        <w:rPr>
+          <w:color w:val="080808"/>
+        </w:rPr>
+        <w:t xml:space="preserve">, then use </w:t>
+      </w:r>
+      <w:r>
+        <w:rPr>
+          <w:color w:val="1750EB"/>
+          <w:rFonts w:ascii="JetBrains Mono" w:hAnsi="JetBrains Mono"/>
+          <w:sz w:val="20"/>
+          <w:szCs w:val="20"/>
+        </w:rPr>
+        <w:t>if</w:t>
+      </w:r>
+      <w:r>
+        <w:rPr>
+          <w:color w:val="080808"/>
+        </w:rPr>
+        <w:t xml:space="preserve"> and </w:t>
+      </w:r>
+      <w:r>
+        <w:rPr>
+          <w:color w:val="1750EB"/>
+          <w:rFonts w:ascii="JetBrains Mono" w:hAnsi="JetBrains Mono"/>
+          <w:sz w:val="20"/>
+          <w:szCs w:val="20"/>
+        </w:rPr>
+        <w:t>else</w:t>
+      </w:r>
+      <w:r>
+        <w:rPr>
+          <w:color w:val="080808"/>
+        </w:rPr>
+        <w:t xml:space="preserve"> to display </w:t>
+      </w:r>
+      <w:r>
+        <w:rPr>
+          <w:color w:val="067D17"/>
+          <w:rFonts w:ascii="JetBrains Mono" w:hAnsi="JetBrains Mono"/>
+          <w:sz w:val="20"/>
+          <w:szCs w:val="20"/>
+        </w:rPr>
+        <w:t>"Accepted"</w:t>
+      </w:r>
+      <w:r>
+        <w:rPr>
+          <w:color w:val="080808"/>
+        </w:rPr>
+        <w:t xml:space="preserve"> for </w:t>
+      </w:r>
+      <w:r>
+        <w:rPr>
+          <w:color w:val="067D17"/>
+          <w:rFonts w:ascii="JetBrains Mono" w:hAnsi="JetBrains Mono"/>
+          <w:sz w:val="20"/>
+          <w:szCs w:val="20"/>
         </w:rPr>
         <w:t>"yes"</w:t>
       </w:r>
@@ -1159,25 +1355,101 @@
         <w:rPr>
           <w:color w:val="080808"/>
         </w:rPr>
-        <w:t xml:space="preserve"> or </w:t>
+        <w:t xml:space="preserve"> and </w:t>
       </w:r>
       <w:r>
         <w:rPr>
           <w:color w:val="067D17"/>
-          <w:rFonts w:ascii="Consolas" w:hAnsi="Consolas"/>
-        </w:rPr>
-        <w:t>"no"</w:t>
-      </w:r>
-      <w:r>
-        <w:rPr>
-          <w:color w:val="080808"/>
-        </w:rPr>
-        <w:t xml:space="preserve"> and store the answer in [response]. Store [response].</w:t>
+          <w:rFonts w:ascii="JetBrains Mono" w:hAnsi="JetBrains Mono"/>
+          <w:sz w:val="20"/>
+          <w:szCs w:val="20"/>
+        </w:rPr>
+        <w:t>"Not accepted"</w:t>
+      </w:r>
+      <w:r>
+        <w:rPr>
+          <w:color w:val="080808"/>
+        </w:rPr>
+        <w:t xml:space="preserve"> otherwise. For example, </w:t>
+      </w:r>
+      <w:r>
+        <w:rPr>
+          <w:color w:val="067D17"/>
+          <w:rFonts w:ascii="JetBrains Mono" w:hAnsi="JetBrains Mono"/>
+          <w:sz w:val="20"/>
+          <w:szCs w:val="20"/>
+        </w:rPr>
+        <w:t>"YES"</w:t>
+      </w:r>
+      <w:r>
+        <w:rPr>
+          <w:color w:val="080808"/>
+        </w:rPr>
+        <w:t xml:space="preserve"> displays </w:t>
+      </w:r>
+      <w:r>
+        <w:rPr>
+          <w:color w:val="067D17"/>
+          <w:rFonts w:ascii="JetBrains Mono" w:hAnsi="JetBrains Mono"/>
+          <w:sz w:val="20"/>
+          <w:szCs w:val="20"/>
+        </w:rPr>
+        <w:t>"Accepted"</w:t>
+      </w:r>
+      <w:r>
+        <w:rPr>
+          <w:color w:val="080808"/>
+        </w:rPr>
+        <w:t>.</w:t>
+      </w:r>
+    </w:p>
+    <w:p>
+      <w:pPr>
+        <w:spacing w:before="0" w:after="0" w:line="120" w:lineRule="exact"/>
+      </w:pPr>
+    </w:p>
+    <w:p>
+      <w:pPr>
+        <w:pStyle w:val="Heading2"/>
+      </w:pPr>
+      <w:r>
+        <w:t>Challenge 3</w:t>
+      </w:r>
+    </w:p>
+    <w:p>
+      <w:pPr>
+        <w:spacing w:line="276" w:lineRule="auto" w:before="0" w:after="0"/>
+        <w:rPr>
+          <w:noProof/>
+        </w:rPr>
+      </w:pPr>
+      <w:r>
+        <w:rPr>
+          <w:color w:val="080808"/>
+        </w:rPr>
+        <w:t xml:space="preserve">Create a password checker that asks for a new password twice. Display </w:t>
+      </w:r>
+      <w:r>
+        <w:rPr>
+          <w:color w:val="067D17"/>
+          <w:rFonts w:ascii="JetBrains Mono" w:hAnsi="JetBrains Mono"/>
+          <w:sz w:val="20"/>
+          <w:szCs w:val="20"/>
+        </w:rPr>
+        <w:t>"Thank you"</w:t>
+      </w:r>
+      <w:r>
+        <w:rPr>
+          <w:color w:val="080808"/>
+        </w:rPr>
+        <w:t xml:space="preserve"> if the two match exactly. If they only match after using </w:t>
       </w:r>
       <w:r>
         <w:rPr>
           <w:color w:val="1750EB"/>
-          <w:rFonts w:ascii="Consolas" w:hAnsi="Consolas"/>
+          <w:rFonts w:ascii="JetBrains Mono" w:hAnsi="JetBrains Mono"/>
+          <w:sz w:val="20"/>
+          <w:szCs w:val="20"/>
         </w:rPr>
         <w:t>lower()</w:t>
       </w:r>
@@ -1185,66 +1457,76 @@
         <w:rPr>
           <w:color w:val="080808"/>
         </w:rPr>
-        <w:t xml:space="preserve"> back in [response]. Use an </w:t>
-      </w:r>
-      <w:r>
-        <w:rPr>
-          <w:color w:val="1750EB"/>
-          <w:rFonts w:ascii="Consolas" w:hAnsi="Consolas"/>
-        </w:rPr>
-        <w:t>if</w:t>
-      </w:r>
-      <w:r>
-        <w:rPr>
-          <w:color w:val="080808"/>
-        </w:rPr>
-        <w:t xml:space="preserve"> statement to check whether [response] equals </w:t>
+        <w:t xml:space="preserve"> on both, display </w:t>
       </w:r>
       <w:r>
         <w:rPr>
           <w:color w:val="067D17"/>
-          <w:rFonts w:ascii="Consolas" w:hAnsi="Consolas"/>
-        </w:rPr>
-        <w:t>"yes"</w:t>
-      </w:r>
-      <w:r>
-        <w:rPr>
-          <w:color w:val="080808"/>
-        </w:rPr>
-        <w:t xml:space="preserve">. Display </w:t>
+          <w:rFonts w:ascii="JetBrains Mono" w:hAnsi="JetBrains Mono"/>
+          <w:sz w:val="20"/>
+          <w:szCs w:val="20"/>
+        </w:rPr>
+        <w:t>"They must be in the same case"</w:t>
+      </w:r>
+      <w:r>
+        <w:rPr>
+          <w:color w:val="080808"/>
+        </w:rPr>
+        <w:t xml:space="preserve">. Otherwise display </w:t>
       </w:r>
       <w:r>
         <w:rPr>
           <w:color w:val="067D17"/>
-          <w:rFonts w:ascii="Consolas" w:hAnsi="Consolas"/>
-        </w:rPr>
-        <w:t>"Accepted"</w:t>
-      </w:r>
-      <w:r>
-        <w:rPr>
-          <w:color w:val="080808"/>
-        </w:rPr>
-        <w:t xml:space="preserve"> when it does; otherwise display </w:t>
+          <w:rFonts w:ascii="JetBrains Mono" w:hAnsi="JetBrains Mono"/>
+          <w:sz w:val="20"/>
+          <w:szCs w:val="20"/>
+        </w:rPr>
+        <w:t>"Incorrect"</w:t>
+      </w:r>
+      <w:r>
+        <w:rPr>
+          <w:color w:val="080808"/>
+        </w:rPr>
+        <w:t xml:space="preserve">. Test </w:t>
       </w:r>
       <w:r>
         <w:rPr>
           <w:color w:val="067D17"/>
-          <w:rFonts w:ascii="Consolas" w:hAnsi="Consolas"/>
-        </w:rPr>
-        <w:t>"Not accepted"</w:t>
-      </w:r>
-      <w:r>
-        <w:rPr>
-          <w:color w:val="080808"/>
-        </w:rPr>
-        <w:t xml:space="preserve">. Test </w:t>
+          <w:rFonts w:ascii="JetBrains Mono" w:hAnsi="JetBrains Mono"/>
+          <w:sz w:val="20"/>
+          <w:szCs w:val="20"/>
+        </w:rPr>
+        <w:t>"Code"</w:t>
+      </w:r>
+      <w:r>
+        <w:rPr>
+          <w:color w:val="080808"/>
+        </w:rPr>
+        <w:t xml:space="preserve"> with </w:t>
       </w:r>
       <w:r>
         <w:rPr>
           <w:color w:val="067D17"/>
-          <w:rFonts w:ascii="Consolas" w:hAnsi="Consolas"/>
-        </w:rPr>
-        <w:t>"YES"</w:t>
+          <w:rFonts w:ascii="JetBrains Mono" w:hAnsi="JetBrains Mono"/>
+          <w:sz w:val="20"/>
+          <w:szCs w:val="20"/>
+        </w:rPr>
+        <w:t>"Code"</w:t>
+      </w:r>
+      <w:r>
+        <w:rPr>
+          <w:color w:val="080808"/>
+        </w:rPr>
+        <w:t xml:space="preserve">, </w:t>
+      </w:r>
+      <w:r>
+        <w:rPr>
+          <w:color w:val="067D17"/>
+          <w:rFonts w:ascii="JetBrains Mono" w:hAnsi="JetBrains Mono"/>
+          <w:sz w:val="20"/>
+          <w:szCs w:val="20"/>
+        </w:rPr>
+        <w:t>"code"</w:t>
       </w:r>
       <w:r>
         <w:rPr>
@@ -1255,101 +1537,11 @@
       <w:r>
         <w:rPr>
           <w:color w:val="067D17"/>
-          <w:rFonts w:ascii="Consolas" w:hAnsi="Consolas"/>
-        </w:rPr>
-        <w:t>"no"</w:t>
-      </w:r>
-      <w:r>
-        <w:rPr>
-          <w:color w:val="080808"/>
-        </w:rPr>
-        <w:t>.</w:t>
-      </w:r>
-    </w:p>
-    <w:p>
-      <w:pPr>
-        <w:spacing w:before="0" w:after="0" w:line="120" w:lineRule="exact"/>
-      </w:pPr>
-    </w:p>
-    <w:p>
-      <w:pPr>
-        <w:pStyle w:val="Heading2"/>
-      </w:pPr>
-      <w:r>
-        <w:t>Challenge 3</w:t>
-      </w:r>
-    </w:p>
-    <w:p>
-      <w:pPr>
-        <w:spacing w:line="276" w:lineRule="auto" w:before="0" w:after="0"/>
-        <w:rPr>
-          <w:noProof/>
-        </w:rPr>
-      </w:pPr>
-      <w:r>
-        <w:rPr>
-          <w:color w:val="080808"/>
-        </w:rPr>
-        <w:t xml:space="preserve">Ask for a first name and store it in [name]. Ask for a two-letter group code, such as </w:t>
-      </w:r>
-      <w:r>
-        <w:rPr>
-          <w:color w:val="067D17"/>
-          <w:rFonts w:ascii="Consolas" w:hAnsi="Consolas"/>
-        </w:rPr>
-        <w:t>"ab"</w:t>
-      </w:r>
-      <w:r>
-        <w:rPr>
-          <w:color w:val="080808"/>
-        </w:rPr>
-        <w:t xml:space="preserve">, and store it in [group]. Display [name] in lower case and [group] in upper case on separate labelled lines. Test </w:t>
-      </w:r>
-      <w:r>
-        <w:rPr>
-          <w:color w:val="067D17"/>
-          <w:rFonts w:ascii="Consolas" w:hAnsi="Consolas"/>
-        </w:rPr>
-        <w:t>"Ava"</w:t>
-      </w:r>
-      <w:r>
-        <w:rPr>
-          <w:color w:val="080808"/>
-        </w:rPr>
-        <w:t xml:space="preserve"> and </w:t>
-      </w:r>
-      <w:r>
-        <w:rPr>
-          <w:color w:val="067D17"/>
-          <w:rFonts w:ascii="Consolas" w:hAnsi="Consolas"/>
-        </w:rPr>
-        <w:t>"ab"</w:t>
-      </w:r>
-      <w:r>
-        <w:rPr>
-          <w:color w:val="080808"/>
-        </w:rPr>
-        <w:t xml:space="preserve">; display </w:t>
-      </w:r>
-      <w:r>
-        <w:rPr>
-          <w:color w:val="067D17"/>
-          <w:rFonts w:ascii="Consolas" w:hAnsi="Consolas"/>
-        </w:rPr>
-        <w:t>"Account name: ava"</w:t>
-      </w:r>
-      <w:r>
-        <w:rPr>
-          <w:color w:val="080808"/>
-        </w:rPr>
-        <w:t xml:space="preserve"> and </w:t>
-      </w:r>
-      <w:r>
-        <w:rPr>
-          <w:color w:val="067D17"/>
-          <w:rFonts w:ascii="Consolas" w:hAnsi="Consolas"/>
-        </w:rPr>
-        <w:t>"Group code: AB"</w:t>
+          <w:rFonts w:ascii="JetBrains Mono" w:hAnsi="JetBrains Mono"/>
+          <w:sz w:val="20"/>
+          <w:szCs w:val="20"/>
+        </w:rPr>
+        <w:t>"cake"</w:t>
       </w:r>
       <w:r>
         <w:rPr>

--- a/Mapped Curriculum Lesson - Supplemental Material/Grade 7/Lesson 14 - Changing Text Case/Changing Text Case - Worksheet.docx
+++ b/Mapped Curriculum Lesson - Supplemental Material/Grade 7/Lesson 14 - Changing Text Case/Changing Text Case - Worksheet.docx
@@ -1024,7 +1024,7 @@
       </w:r>
       <w:r>
         <w:rPr>
-          <w:color w:val="1750EB"/>
+          <w:color w:val="C45E00"/>
           <w:rFonts w:ascii="JetBrains Mono" w:hAnsi="JetBrains Mono"/>
           <w:sz w:val="20"/>
           <w:szCs w:val="20"/>
@@ -1299,7 +1299,7 @@
       </w:r>
       <w:r>
         <w:rPr>
-          <w:color w:val="1750EB"/>
+          <w:color w:val="C45E00"/>
           <w:rFonts w:ascii="JetBrains Mono" w:hAnsi="JetBrains Mono"/>
           <w:sz w:val="20"/>
           <w:szCs w:val="20"/>
@@ -1314,7 +1314,7 @@
       </w:r>
       <w:r>
         <w:rPr>
-          <w:color w:val="1750EB"/>
+          <w:color w:val="C45E00"/>
           <w:rFonts w:ascii="JetBrains Mono" w:hAnsi="JetBrains Mono"/>
           <w:sz w:val="20"/>
           <w:szCs w:val="20"/>
